--- a/ФНП_531_краткая_выжимка.docx
+++ b/ФНП_531_краткая_выжимка.docx
@@ -1349,7 +1349,7 @@
           <w:b w:val="0"/>
           <w:sz w:val="22"/>
         </w:rPr>
-        <w:t>Источник: приказ Ростехнадзора от 15.12.2020 № 531 «Об утверждении федеральных норм и правил в области промышленной безопасности „Правила безопасности сетей газораспределения и газопotребления“» (зарегистрирован Минюстом 30.12.2020 № 61962).</w:t>
+        <w:t>Источник: приказ Ростехнадзора от 15.12.2020 № 531 «Об утверждении федеральных норм и правил в области промышленной безопасности „Правила безопасности сетей газораспределения и газопотребления“» (зарегистрирован Минюстом 30.12.2020 № 61962).</w:t>
       </w:r>
     </w:p>
     <w:sectPr>
